--- a/paper/1/03  开题报告.docx
+++ b/paper/1/03  开题报告.docx
@@ -1327,6 +1327,386 @@
               <w:t>此外，本课题还能从真实代码实现出发，对需求分析、架构划分、运行机制和模块边界进行系统总结，避免论文只停留在概念层面。这对于提升毕业论文的真实性、完整性和工程说服力具有积极意义。</w:t>
             </w:r>
           </w:p>
+          <w:p ns2:paraId="6251AA18">
+            <w:pPr>
+              <w:keepNext w:val="0"/>
+              <w:keepLines w:val="0"/>
+              <w:pageBreakBefore w:val="0"/>
+              <w:widowControl/>
+              <w:suppressLineNumbers w:val="0"/>
+              <w:kinsoku/>
+              <w:wordWrap/>
+              <w:overflowPunct/>
+              <w:topLinePunct w:val="0"/>
+              <w:autoSpaceDE/>
+              <w:autoSpaceDN/>
+              <w:bidi w:val="0"/>
+              <w:adjustRightInd/>
+              <w:snapToGrid/>
+              <w:ind w:firstLine="480" w:firstLineChars="200"/>
+              <w:jc w:val="left"/>
+              <w:textAlignment w:val="auto"/>
+              <w:rPr>
+                <w:rFonts w:hint="default" w:ascii="宋体" w:hAnsi="宋体" w:eastAsia="宋体" w:cs="宋体"/>
+                <w:color w:val="000000"/>
+                <w:kern w:val="0"/>
+                <w:sz w:val="24"/>
+                <w:szCs w:val="24"/>
+                <w:lang w:val="en-US" w:eastAsia="zh-CN" w:bidi="ar"/>
+              </w:rPr>
+            </w:pPr>
+            <w:r>
+              <w:rPr>
+                <w:rFonts w:hint="eastAsia"/>
+                <w:sz w:val="24"/>
+                <w:szCs w:val="24"/>
+                <w:lang w:val="en-US" w:eastAsia="zh-CN"/>
+              </w:rPr>
+              <w:t>在当前高校毕业设计评价中，真实性与可验证性越来越受到重视。基于实际项目展开研究，不仅可以减少“纸面设计”和“代码实现”脱节的问题，也有助于在答辩阶段更清楚地说明系统做了什么、没有做什么、为什么这样设计。</w:t>
+            </w:r>
+          </w:p>
+          <w:p ns2:paraId="6251AA18">
+            <w:pPr>
+              <w:keepNext w:val="0"/>
+              <w:keepLines w:val="0"/>
+              <w:pageBreakBefore w:val="0"/>
+              <w:widowControl/>
+              <w:suppressLineNumbers w:val="0"/>
+              <w:kinsoku/>
+              <w:wordWrap/>
+              <w:overflowPunct/>
+              <w:topLinePunct w:val="0"/>
+              <w:autoSpaceDE/>
+              <w:autoSpaceDN/>
+              <w:bidi w:val="0"/>
+              <w:adjustRightInd/>
+              <w:snapToGrid/>
+              <w:ind w:firstLine="480" w:firstLineChars="200"/>
+              <w:jc w:val="left"/>
+              <w:textAlignment w:val="auto"/>
+              <w:rPr>
+                <w:rFonts w:hint="default" w:ascii="宋体" w:hAnsi="宋体" w:eastAsia="宋体" w:cs="宋体"/>
+                <w:color w:val="000000"/>
+                <w:kern w:val="0"/>
+                <w:sz w:val="24"/>
+                <w:szCs w:val="24"/>
+                <w:lang w:val="en-US" w:eastAsia="zh-CN" w:bidi="ar"/>
+              </w:rPr>
+            </w:pPr>
+            <w:r>
+              <w:rPr>
+                <w:rFonts w:hint="eastAsia"/>
+                <w:sz w:val="24"/>
+                <w:szCs w:val="24"/>
+                <w:lang w:val="en-US" w:eastAsia="zh-CN"/>
+              </w:rPr>
+              <w:t>从工程实践角度看，现代Web系统往往面临恶意扫描、SQL注入、跨站脚本、CC攻击、异常连接激增和自动化探测等多种风险。一个具备L4快速过滤、L7细粒度规则判定、站点与证书管理、事件审计和可视化控制台的本地可运行WAF原型，能够较真实地反映实际边界安全系统的核心能力。</w:t>
+            </w:r>
+          </w:p>
+          <w:p ns2:paraId="6251AA18">
+            <w:pPr>
+              <w:keepNext w:val="0"/>
+              <w:keepLines w:val="0"/>
+              <w:pageBreakBefore w:val="0"/>
+              <w:widowControl/>
+              <w:suppressLineNumbers w:val="0"/>
+              <w:kinsoku/>
+              <w:wordWrap/>
+              <w:overflowPunct/>
+              <w:topLinePunct w:val="0"/>
+              <w:autoSpaceDE/>
+              <w:autoSpaceDN/>
+              <w:bidi w:val="0"/>
+              <w:adjustRightInd/>
+              <w:snapToGrid/>
+              <w:ind w:firstLine="480" w:firstLineChars="200"/>
+              <w:jc w:val="left"/>
+              <w:textAlignment w:val="auto"/>
+              <w:rPr>
+                <w:rFonts w:hint="default" w:ascii="宋体" w:hAnsi="宋体" w:eastAsia="宋体" w:cs="宋体"/>
+                <w:color w:val="000000"/>
+                <w:kern w:val="0"/>
+                <w:sz w:val="24"/>
+                <w:szCs w:val="24"/>
+                <w:lang w:val="en-US" w:eastAsia="zh-CN" w:bidi="ar"/>
+              </w:rPr>
+            </w:pPr>
+            <w:r>
+              <w:rPr>
+                <w:rFonts w:hint="eastAsia"/>
+                <w:sz w:val="24"/>
+                <w:szCs w:val="24"/>
+                <w:lang w:val="en-US" w:eastAsia="zh-CN"/>
+              </w:rPr>
+              <w:t>对于毕业设计而言，这样的课题既具有明确的应用背景，也能够体现需求分析、系统设计、编码实现、测试验证和文档撰写的完整过程。相比只做局部算法实验或单页前端展示，该课题更能体现学生对后端开发、协议处理、数据库设计和控制台管理的综合能力。</w:t>
+            </w:r>
+          </w:p>
+          <w:p ns2:paraId="6251AA18">
+            <w:pPr>
+              <w:keepNext w:val="0"/>
+              <w:keepLines w:val="0"/>
+              <w:pageBreakBefore w:val="0"/>
+              <w:widowControl/>
+              <w:suppressLineNumbers w:val="0"/>
+              <w:kinsoku/>
+              <w:wordWrap/>
+              <w:overflowPunct/>
+              <w:topLinePunct w:val="0"/>
+              <w:autoSpaceDE/>
+              <w:autoSpaceDN/>
+              <w:bidi w:val="0"/>
+              <w:adjustRightInd/>
+              <w:snapToGrid/>
+              <w:ind w:firstLine="480" w:firstLineChars="200"/>
+              <w:jc w:val="left"/>
+              <w:textAlignment w:val="auto"/>
+              <w:rPr>
+                <w:rFonts w:hint="default" w:ascii="宋体" w:hAnsi="宋体" w:eastAsia="宋体" w:cs="宋体"/>
+                <w:color w:val="000000"/>
+                <w:kern w:val="0"/>
+                <w:sz w:val="24"/>
+                <w:szCs w:val="24"/>
+                <w:lang w:val="en-US" w:eastAsia="zh-CN" w:bidi="ar"/>
+              </w:rPr>
+            </w:pPr>
+            <w:r>
+              <w:rPr>
+                <w:rFonts w:hint="eastAsia"/>
+                <w:sz w:val="24"/>
+                <w:szCs w:val="24"/>
+                <w:lang w:val="en-US" w:eastAsia="zh-CN"/>
+              </w:rPr>
+              <w:t>同时，若系统最终能够支持真实站点接入、规则配置和事件留痕，它还可以作为后续答辩展示与课程实践的样例，为理解现代Web边界安全体系提供更直观的支撑。</w:t>
+            </w:r>
+          </w:p>
+          <w:p ns2:paraId="6251AA18">
+            <w:pPr>
+              <w:keepNext w:val="0"/>
+              <w:keepLines w:val="0"/>
+              <w:pageBreakBefore w:val="0"/>
+              <w:widowControl/>
+              <w:suppressLineNumbers w:val="0"/>
+              <w:kinsoku/>
+              <w:wordWrap/>
+              <w:overflowPunct/>
+              <w:topLinePunct w:val="0"/>
+              <w:autoSpaceDE/>
+              <w:autoSpaceDN/>
+              <w:bidi w:val="0"/>
+              <w:adjustRightInd/>
+              <w:snapToGrid/>
+              <w:ind w:firstLine="480" w:firstLineChars="200"/>
+              <w:jc w:val="left"/>
+              <w:textAlignment w:val="auto"/>
+              <w:rPr>
+                <w:rFonts w:hint="default" w:ascii="宋体" w:hAnsi="宋体" w:eastAsia="宋体" w:cs="宋体"/>
+                <w:color w:val="000000"/>
+                <w:kern w:val="0"/>
+                <w:sz w:val="24"/>
+                <w:szCs w:val="24"/>
+                <w:lang w:val="en-US" w:eastAsia="zh-CN" w:bidi="ar"/>
+              </w:rPr>
+            </w:pPr>
+            <w:r>
+              <w:rPr>
+                <w:rFonts w:hint="eastAsia"/>
+                <w:sz w:val="24"/>
+                <w:szCs w:val="24"/>
+                <w:lang w:val="en-US" w:eastAsia="zh-CN"/>
+              </w:rPr>
+              <w:t>从就业与能力训练角度看，本课题还覆盖了目前软件工程岗位中较受重视的多项能力，包括异步后端开发、接口设计、前端管理页实现、数据库操作、联调测试以及文档整理等，这使其具有较高的实践训练价值。</w:t>
+            </w:r>
+          </w:p>
+          <w:p ns2:paraId="6251AA18">
+            <w:pPr>
+              <w:keepNext w:val="0"/>
+              <w:keepLines w:val="0"/>
+              <w:pageBreakBefore w:val="0"/>
+              <w:widowControl/>
+              <w:suppressLineNumbers w:val="0"/>
+              <w:kinsoku/>
+              <w:wordWrap/>
+              <w:overflowPunct/>
+              <w:topLinePunct w:val="0"/>
+              <w:autoSpaceDE/>
+              <w:autoSpaceDN/>
+              <w:bidi w:val="0"/>
+              <w:adjustRightInd/>
+              <w:snapToGrid/>
+              <w:ind w:firstLine="480" w:firstLineChars="200"/>
+              <w:jc w:val="left"/>
+              <w:textAlignment w:val="auto"/>
+              <w:rPr>
+                <w:rFonts w:hint="default" w:ascii="宋体" w:hAnsi="宋体" w:eastAsia="宋体" w:cs="宋体"/>
+                <w:color w:val="000000"/>
+                <w:kern w:val="0"/>
+                <w:sz w:val="24"/>
+                <w:szCs w:val="24"/>
+                <w:lang w:val="en-US" w:eastAsia="zh-CN" w:bidi="ar"/>
+              </w:rPr>
+            </w:pPr>
+            <w:r>
+              <w:rPr>
+                <w:rFonts w:hint="eastAsia"/>
+                <w:sz w:val="24"/>
+                <w:szCs w:val="24"/>
+                <w:lang w:val="en-US" w:eastAsia="zh-CN"/>
+              </w:rPr>
+              <w:t>此外，课题成果具有较好的展示性。答辩时不仅可以展示论文文字结论，还可以结合控制台页面、规则配置流程、事件记录和测试结果说明系统运行情况，这会让研究成果更直观、更容易被理解。</w:t>
+            </w:r>
+          </w:p>
+          <w:p ns2:paraId="6251AA18">
+            <w:pPr>
+              <w:keepNext w:val="0"/>
+              <w:keepLines w:val="0"/>
+              <w:pageBreakBefore w:val="0"/>
+              <w:widowControl/>
+              <w:suppressLineNumbers w:val="0"/>
+              <w:kinsoku/>
+              <w:wordWrap/>
+              <w:overflowPunct/>
+              <w:topLinePunct w:val="0"/>
+              <w:autoSpaceDE/>
+              <w:autoSpaceDN/>
+              <w:bidi w:val="0"/>
+              <w:adjustRightInd/>
+              <w:snapToGrid/>
+              <w:ind w:firstLine="480" w:firstLineChars="200"/>
+              <w:jc w:val="left"/>
+              <w:textAlignment w:val="auto"/>
+              <w:rPr>
+                <w:rFonts w:hint="default" w:ascii="宋体" w:hAnsi="宋体" w:eastAsia="宋体" w:cs="宋体"/>
+                <w:color w:val="000000"/>
+                <w:kern w:val="0"/>
+                <w:sz w:val="24"/>
+                <w:szCs w:val="24"/>
+                <w:lang w:val="en-US" w:eastAsia="zh-CN" w:bidi="ar"/>
+              </w:rPr>
+            </w:pPr>
+            <w:r>
+              <w:rPr>
+                <w:rFonts w:hint="eastAsia"/>
+                <w:sz w:val="24"/>
+                <w:szCs w:val="24"/>
+                <w:lang w:val="en-US" w:eastAsia="zh-CN"/>
+              </w:rPr>
+              <w:t>如果后续论文与系统继续完善，这套成果还可以作为课程实践、个人作品集或后续深入研究的基础材料。因此，本课题并不是一次性任务，而是具有持续积累价值的工程起点。</w:t>
+            </w:r>
+          </w:p>
+          <w:p ns2:paraId="6251AA18">
+            <w:pPr>
+              <w:keepNext w:val="0"/>
+              <w:keepLines w:val="0"/>
+              <w:pageBreakBefore w:val="0"/>
+              <w:widowControl/>
+              <w:suppressLineNumbers w:val="0"/>
+              <w:kinsoku/>
+              <w:wordWrap/>
+              <w:overflowPunct/>
+              <w:topLinePunct w:val="0"/>
+              <w:autoSpaceDE/>
+              <w:autoSpaceDN/>
+              <w:bidi w:val="0"/>
+              <w:adjustRightInd/>
+              <w:snapToGrid/>
+              <w:ind w:firstLine="480" w:firstLineChars="200"/>
+              <w:jc w:val="left"/>
+              <w:textAlignment w:val="auto"/>
+              <w:rPr>
+                <w:rFonts w:hint="default" w:ascii="宋体" w:hAnsi="宋体" w:eastAsia="宋体" w:cs="宋体"/>
+                <w:color w:val="000000"/>
+                <w:kern w:val="0"/>
+                <w:sz w:val="24"/>
+                <w:szCs w:val="24"/>
+                <w:lang w:val="en-US" w:eastAsia="zh-CN" w:bidi="ar"/>
+              </w:rPr>
+            </w:pPr>
+            <w:r>
+              <w:rPr>
+                <w:rFonts w:hint="eastAsia"/>
+                <w:sz w:val="24"/>
+                <w:szCs w:val="24"/>
+                <w:lang w:val="en-US" w:eastAsia="zh-CN"/>
+              </w:rPr>
+              <w:t>对于实际教学场景而言，这种能够同时落在代码、页面和文档上的成果，也更容易体现学生是否真正掌握了系统级项目开发流程，而不只是完成了局部实现。</w:t>
+            </w:r>
+          </w:p>
+          <w:p ns2:paraId="6251AA18">
+            <w:pPr>
+              <w:keepNext w:val="0"/>
+              <w:keepLines w:val="0"/>
+              <w:pageBreakBefore w:val="0"/>
+              <w:widowControl/>
+              <w:suppressLineNumbers w:val="0"/>
+              <w:kinsoku/>
+              <w:wordWrap/>
+              <w:overflowPunct/>
+              <w:topLinePunct w:val="0"/>
+              <w:autoSpaceDE/>
+              <w:autoSpaceDN/>
+              <w:bidi w:val="0"/>
+              <w:adjustRightInd/>
+              <w:snapToGrid/>
+              <w:ind w:firstLine="480" w:firstLineChars="200"/>
+              <w:jc w:val="left"/>
+              <w:textAlignment w:val="auto"/>
+              <w:rPr>
+                <w:rFonts w:hint="default" w:ascii="宋体" w:hAnsi="宋体" w:eastAsia="宋体" w:cs="宋体"/>
+                <w:color w:val="000000"/>
+                <w:kern w:val="0"/>
+                <w:sz w:val="24"/>
+                <w:szCs w:val="24"/>
+                <w:lang w:val="en-US" w:eastAsia="zh-CN" w:bidi="ar"/>
+              </w:rPr>
+            </w:pPr>
+            <w:r>
+              <w:rPr>
+                <w:rFonts w:hint="eastAsia"/>
+                <w:sz w:val="24"/>
+                <w:szCs w:val="24"/>
+                <w:lang w:val="en-US" w:eastAsia="zh-CN"/>
+              </w:rPr>
+              <w:t>在学校答辩语境下，这类既能写成论文、又能现场演示的课题通常更容易形成完整表达：文字部分负责说明思路与依据，系统部分负责说明成果与边界，两者结合能够提高论证的可信度。</w:t>
+            </w:r>
+          </w:p>
+          <w:p ns2:paraId="6251AA18">
+            <w:pPr>
+              <w:keepNext w:val="0"/>
+              <w:keepLines w:val="0"/>
+              <w:pageBreakBefore w:val="0"/>
+              <w:widowControl/>
+              <w:suppressLineNumbers w:val="0"/>
+              <w:kinsoku/>
+              <w:wordWrap/>
+              <w:overflowPunct/>
+              <w:topLinePunct w:val="0"/>
+              <w:autoSpaceDE/>
+              <w:autoSpaceDN/>
+              <w:bidi w:val="0"/>
+              <w:adjustRightInd/>
+              <w:snapToGrid/>
+              <w:ind w:firstLine="480" w:firstLineChars="200"/>
+              <w:jc w:val="left"/>
+              <w:textAlignment w:val="auto"/>
+              <w:rPr>
+                <w:rFonts w:hint="default" w:ascii="宋体" w:hAnsi="宋体" w:eastAsia="宋体" w:cs="宋体"/>
+                <w:color w:val="000000"/>
+                <w:kern w:val="0"/>
+                <w:sz w:val="24"/>
+                <w:szCs w:val="24"/>
+                <w:lang w:val="en-US" w:eastAsia="zh-CN" w:bidi="ar"/>
+              </w:rPr>
+            </w:pPr>
+            <w:r>
+              <w:rPr>
+                <w:rFonts w:hint="eastAsia"/>
+                <w:sz w:val="24"/>
+                <w:szCs w:val="24"/>
+                <w:lang w:val="en-US" w:eastAsia="zh-CN"/>
+              </w:rPr>
+              <w:t>除此之外，课题还要求学生在开发与写作之间保持同步推进，这种训练本身就具有较高价值。只有在实现过程中持续整理思路、补充文档、记录变更，最终才能形成一份内容与系统一致、逻辑与结果对应的毕业论文。</w:t>
+            </w:r>
+          </w:p>
           <w:p ns2:paraId="6A205C12">
             <w:pPr>
               <w:keepNext w:val="0"/>
@@ -1406,28 +1786,18 @@
                 <w:szCs w:val="24"/>
                 <w:lang w:val="en-US" w:eastAsia="zh-CN"/>
               </w:rPr>
-              <w:t>从工程实践角度看，现代Web系统往往面临恶意扫描、SQL注入、跨站脚本、CC攻击、异常连接激增和自动化探测等多种风险。一个具备L4快速过滤、L7细粒度规则判定、站点与证书管理、事件审计和可视化控制台的本地可运行WAF原型，能够较真实地反映实际边界安全系统的核心能力。</w:t>
-            </w:r>
-          </w:p>
-          <w:p ns2:paraId="3D472640">
-            <w:pPr>
-              <w:keepNext w:val="0"/>
-              <w:keepLines w:val="0"/>
-              <w:pageBreakBefore w:val="0"/>
-              <w:widowControl/>
-              <w:suppressLineNumbers w:val="0"/>
-              <w:kinsoku/>
-              <w:wordWrap/>
-              <w:overflowPunct/>
-              <w:topLinePunct w:val="0"/>
-              <w:autoSpaceDE/>
-              <w:autoSpaceDN/>
-              <w:bidi w:val="0"/>
-              <w:adjustRightInd/>
-              <w:snapToGrid/>
-              <w:ind w:firstLine="480" w:firstLineChars="200"/>
-              <w:jc w:val="left"/>
-              <w:textAlignment w:val="auto"/>
+              <w:t>视觉是个体感知外界获取信息的主要方式，而人类生活的自然环境是复杂多变的，适应帮助人类在复杂的环境中生存，日常生活中普遍存在着需要适应的情景。</w:t>
+            </w:r>
+          </w:p>
+          <w:p ns2:paraId="1C3BEA37">
+            <w:pPr>
+              <w:widowControl/>
+              <w:numPr>
+                <w:ilvl w:val="0"/>
+                <w:numId w:val="0"/>
+              </w:numPr>
+              <w:spacing w:line="300" w:lineRule="exact"/>
+              <w:jc w:val="left"/>
               <w:rPr>
                 <w:rFonts w:hint="eastAsia" w:ascii="宋体"/>
                 <w:kern w:val="0"/>
@@ -1435,33 +1805,24 @@
                 <w:lang w:val="zh-CN"/>
               </w:rPr>
             </w:pPr>
-            <w:r>
-              <w:rPr>
-                <w:rFonts w:hint="eastAsia"/>
-                <w:sz w:val="24"/>
-                <w:szCs w:val="24"/>
-                <w:lang w:val="en-US" w:eastAsia="zh-CN"/>
-              </w:rPr>
-              <w:t>对于毕业设计而言，这样的课题既具有明确的应用背景，也能够体现需求分析、系统设计、编码实现、测试验证和文档撰写的完整过程。相比只做局部算法实验或单页前端展示，该课题更能体现学生对后端开发、协议处理、数据库设计和控制台管理的综合能力。</w:t>
-            </w:r>
-          </w:p>
-          <w:p ns2:paraId="3D472640">
-            <w:pPr>
-              <w:keepNext w:val="0"/>
-              <w:keepLines w:val="0"/>
-              <w:pageBreakBefore w:val="0"/>
-              <w:widowControl/>
-              <w:suppressLineNumbers w:val="0"/>
-              <w:kinsoku/>
-              <w:wordWrap/>
-              <w:overflowPunct/>
-              <w:topLinePunct w:val="0"/>
-              <w:autoSpaceDE/>
-              <w:autoSpaceDN/>
-              <w:bidi w:val="0"/>
-              <w:adjustRightInd/>
-              <w:snapToGrid/>
-              <w:ind w:firstLine="480" w:firstLineChars="200"/>
+          </w:p>
+          <w:p ns2:paraId="6AD412F3">
+            <w:pPr>
+              <w:keepNext w:val="0"/>
+              <w:keepLines w:val="0"/>
+              <w:pageBreakBefore w:val="0"/>
+              <w:widowControl/>
+              <w:numPr>
+                <w:ilvl w:val="0"/>
+                <w:numId w:val="0"/>
+              </w:numPr>
+              <w:kinsoku/>
+              <w:wordWrap/>
+              <w:overflowPunct/>
+              <w:topLinePunct w:val="0"/>
+              <w:bidi w:val="0"/>
+              <w:snapToGrid/>
+              <w:spacing w:line="360" w:lineRule="exact"/>
               <w:jc w:val="left"/>
               <w:textAlignment w:val="auto"/>
               <w:rPr>
@@ -1471,15 +1832,6 @@
                 <w:lang w:val="zh-CN"/>
               </w:rPr>
             </w:pPr>
-            <w:r>
-              <w:rPr>
-                <w:rFonts w:hint="eastAsia"/>
-                <w:sz w:val="24"/>
-                <w:szCs w:val="24"/>
-                <w:lang w:val="en-US" w:eastAsia="zh-CN"/>
-              </w:rPr>
-              <w:t>同时，若系统最终能够支持真实站点接入、规则配置和事件留痕，它还可以作为后续答辩展示与课程实践的样例，为理解现代Web边界安全体系提供更直观的支撑。</w:t>
-            </w:r>
           </w:p>
         </w:tc>
       </w:tr>
@@ -1684,22 +2036,23 @@
               <w:t>这说明本课题既可以借鉴成熟的国外开源经验，也具有结合本地项目实践做工程化整合的空间。</w:t>
             </w:r>
           </w:p>
-          <w:p ns2:paraId="17CD0A8C">
-            <w:pPr>
-              <w:keepNext w:val="0"/>
-              <w:keepLines w:val="0"/>
-              <w:pageBreakBefore w:val="0"/>
-              <w:widowControl/>
-              <w:suppressLineNumbers w:val="0"/>
-              <w:kinsoku/>
-              <w:wordWrap/>
-              <w:overflowPunct/>
-              <w:topLinePunct w:val="0"/>
-              <w:autoSpaceDE/>
-              <w:autoSpaceDN/>
-              <w:bidi w:val="0"/>
-              <w:adjustRightInd/>
-              <w:snapToGrid/>
+          <w:p ns2:paraId="0C62A4FC">
+            <w:pPr>
+              <w:keepNext w:val="0"/>
+              <w:keepLines w:val="0"/>
+              <w:pageBreakBefore w:val="0"/>
+              <w:widowControl/>
+              <w:suppressLineNumbers w:val="0"/>
+              <w:kinsoku/>
+              <w:wordWrap/>
+              <w:overflowPunct/>
+              <w:topLinePunct w:val="0"/>
+              <w:autoSpaceDE/>
+              <w:autoSpaceDN/>
+              <w:bidi w:val="0"/>
+              <w:adjustRightInd/>
+              <w:snapToGrid/>
+              <w:ind w:firstLine="360" w:firstLineChars="0"/>
               <w:jc w:val="left"/>
               <w:textAlignment w:val="auto"/>
               <w:rPr>
@@ -1710,31 +2063,26 @@
               </w:rPr>
             </w:pPr>
             <w:r>
-              <w:rPr>
-                <w:rFonts w:hint="eastAsia"/>
-                <w:sz w:val="24"/>
-                <w:szCs w:val="24"/>
-                <w:lang w:val="en-US" w:eastAsia="zh-CN"/>
-              </w:rPr>
               <w:t>综合已有研究，本文认为现代WAF系统的发展趋势主要体现在三个方面：第一，防护逻辑正在从单一阻断转向分层协同，即连接级快速治理与请求级语义识别并重；第二，系统实现正在从“能拦截”走向“可管理、可回溯、可观察”，控制台、事件库和联动能力的重要性不断提升；第三，随着协议复杂度提高和工程可靠性要求增强，使用Rust这类更强调安全性与并发能力的语言构建安全基础设施，具有较强可行性。</w:t>
             </w:r>
           </w:p>
-          <w:p ns2:paraId="17CD0A8C">
-            <w:pPr>
-              <w:keepNext w:val="0"/>
-              <w:keepLines w:val="0"/>
-              <w:pageBreakBefore w:val="0"/>
-              <w:widowControl/>
-              <w:suppressLineNumbers w:val="0"/>
-              <w:kinsoku/>
-              <w:wordWrap/>
-              <w:overflowPunct/>
-              <w:topLinePunct w:val="0"/>
-              <w:autoSpaceDE/>
-              <w:autoSpaceDN/>
-              <w:bidi w:val="0"/>
-              <w:adjustRightInd/>
-              <w:snapToGrid/>
+          <w:p ns2:paraId="0C62A4FC">
+            <w:pPr>
+              <w:keepNext w:val="0"/>
+              <w:keepLines w:val="0"/>
+              <w:pageBreakBefore w:val="0"/>
+              <w:widowControl/>
+              <w:suppressLineNumbers w:val="0"/>
+              <w:kinsoku/>
+              <w:wordWrap/>
+              <w:overflowPunct/>
+              <w:topLinePunct w:val="0"/>
+              <w:autoSpaceDE/>
+              <w:autoSpaceDN/>
+              <w:bidi w:val="0"/>
+              <w:adjustRightInd/>
+              <w:snapToGrid/>
+              <w:ind w:firstLine="360" w:firstLineChars="0"/>
               <w:jc w:val="left"/>
               <w:textAlignment w:val="auto"/>
               <w:rPr>
@@ -1745,31 +2093,26 @@
               </w:rPr>
             </w:pPr>
             <w:r>
-              <w:rPr>
-                <w:rFonts w:hint="eastAsia"/>
-                <w:sz w:val="24"/>
-                <w:szCs w:val="24"/>
-                <w:lang w:val="en-US" w:eastAsia="zh-CN"/>
-              </w:rPr>
               <w:t>因此，若能在毕业设计中基于真实项目实现一套Rust WAF原型，并对其架构、流程和测试结果进行总结，就能够较好地回应当前研究中“理论多、完整系统少”的不足。</w:t>
             </w:r>
           </w:p>
-          <w:p ns2:paraId="17CD0A8C">
-            <w:pPr>
-              <w:keepNext w:val="0"/>
-              <w:keepLines w:val="0"/>
-              <w:pageBreakBefore w:val="0"/>
-              <w:widowControl/>
-              <w:suppressLineNumbers w:val="0"/>
-              <w:kinsoku/>
-              <w:wordWrap/>
-              <w:overflowPunct/>
-              <w:topLinePunct w:val="0"/>
-              <w:autoSpaceDE/>
-              <w:autoSpaceDN/>
-              <w:bidi w:val="0"/>
-              <w:adjustRightInd/>
-              <w:snapToGrid/>
+          <w:p ns2:paraId="0C62A4FC">
+            <w:pPr>
+              <w:keepNext w:val="0"/>
+              <w:keepLines w:val="0"/>
+              <w:pageBreakBefore w:val="0"/>
+              <w:widowControl/>
+              <w:suppressLineNumbers w:val="0"/>
+              <w:kinsoku/>
+              <w:wordWrap/>
+              <w:overflowPunct/>
+              <w:topLinePunct w:val="0"/>
+              <w:autoSpaceDE/>
+              <w:autoSpaceDN/>
+              <w:bidi w:val="0"/>
+              <w:adjustRightInd/>
+              <w:snapToGrid/>
+              <w:ind w:firstLine="360" w:firstLineChars="0"/>
               <w:jc w:val="left"/>
               <w:textAlignment w:val="auto"/>
               <w:rPr>
@@ -1780,13 +2123,157 @@
               </w:rPr>
             </w:pPr>
             <w:r>
-              <w:rPr>
-                <w:rFonts w:hint="eastAsia"/>
-                <w:sz w:val="24"/>
-                <w:szCs w:val="24"/>
-                <w:lang w:val="en-US" w:eastAsia="zh-CN"/>
-              </w:rPr>
               <w:t>这一判断也意味着，后续研究不应只关注某一个检测技巧，而应从整体系统视角考虑接入、判定、存储、展示与运维的协同关系。</w:t>
+            </w:r>
+          </w:p>
+          <w:p ns2:paraId="0C62A4FC">
+            <w:pPr>
+              <w:keepNext w:val="0"/>
+              <w:keepLines w:val="0"/>
+              <w:pageBreakBefore w:val="0"/>
+              <w:widowControl/>
+              <w:suppressLineNumbers w:val="0"/>
+              <w:kinsoku/>
+              <w:wordWrap/>
+              <w:overflowPunct/>
+              <w:topLinePunct w:val="0"/>
+              <w:autoSpaceDE/>
+              <w:autoSpaceDN/>
+              <w:bidi w:val="0"/>
+              <w:adjustRightInd/>
+              <w:snapToGrid/>
+              <w:ind w:firstLine="360" w:firstLineChars="0"/>
+              <w:jc w:val="left"/>
+              <w:textAlignment w:val="auto"/>
+              <w:rPr>
+                <w:rFonts w:hint="default"/>
+                <w:sz w:val="24"/>
+                <w:szCs w:val="24"/>
+                <w:lang w:val="en-US" w:eastAsia="zh-CN"/>
+              </w:rPr>
+            </w:pPr>
+            <w:r>
+              <w:t>对于本课题而言，这种见解会直接体现在实现选择上：优先保证系统闭环与模块协同，再在此基础上逐步细化检测能力。</w:t>
+            </w:r>
+          </w:p>
+          <w:p ns2:paraId="0C62A4FC">
+            <w:pPr>
+              <w:keepNext w:val="0"/>
+              <w:keepLines w:val="0"/>
+              <w:pageBreakBefore w:val="0"/>
+              <w:widowControl/>
+              <w:suppressLineNumbers w:val="0"/>
+              <w:kinsoku/>
+              <w:wordWrap/>
+              <w:overflowPunct/>
+              <w:topLinePunct w:val="0"/>
+              <w:autoSpaceDE/>
+              <w:autoSpaceDN/>
+              <w:bidi w:val="0"/>
+              <w:adjustRightInd/>
+              <w:snapToGrid/>
+              <w:ind w:firstLine="360" w:firstLineChars="0"/>
+              <w:jc w:val="left"/>
+              <w:textAlignment w:val="auto"/>
+              <w:rPr>
+                <w:rFonts w:hint="default"/>
+                <w:sz w:val="24"/>
+                <w:szCs w:val="24"/>
+                <w:lang w:val="en-US" w:eastAsia="zh-CN"/>
+              </w:rPr>
+            </w:pPr>
+            <w:r>
+              <w:t>换言之，本课题的重点不是构造最复杂的攻击识别算法，而是完成一个结构清晰、功能真实、页面可展示、结果可验证的工程化系统原型。</w:t>
+            </w:r>
+          </w:p>
+          <w:p ns2:paraId="0C62A4FC">
+            <w:pPr>
+              <w:keepNext w:val="0"/>
+              <w:keepLines w:val="0"/>
+              <w:pageBreakBefore w:val="0"/>
+              <w:widowControl/>
+              <w:suppressLineNumbers w:val="0"/>
+              <w:kinsoku/>
+              <w:wordWrap/>
+              <w:overflowPunct/>
+              <w:topLinePunct w:val="0"/>
+              <w:autoSpaceDE/>
+              <w:autoSpaceDN/>
+              <w:bidi w:val="0"/>
+              <w:adjustRightInd/>
+              <w:snapToGrid/>
+              <w:ind w:firstLine="360" w:firstLineChars="0"/>
+              <w:jc w:val="left"/>
+              <w:textAlignment w:val="auto"/>
+              <w:rPr>
+                <w:rFonts w:hint="default"/>
+                <w:sz w:val="24"/>
+                <w:szCs w:val="24"/>
+                <w:lang w:val="en-US" w:eastAsia="zh-CN"/>
+              </w:rPr>
+            </w:pPr>
+            <w:r>
+              <w:t>这也要求开题报告在一开始就把研究目标表述清楚：强调系统设计与实现，而不是夸大为全面商用防护平台。只有目标收敛，后续进度安排和论文撰写才能真正落地。</w:t>
+            </w:r>
+          </w:p>
+          <w:p ns2:paraId="0C62A4FC">
+            <w:pPr>
+              <w:keepNext w:val="0"/>
+              <w:keepLines w:val="0"/>
+              <w:pageBreakBefore w:val="0"/>
+              <w:widowControl/>
+              <w:suppressLineNumbers w:val="0"/>
+              <w:kinsoku/>
+              <w:wordWrap/>
+              <w:overflowPunct/>
+              <w:topLinePunct w:val="0"/>
+              <w:autoSpaceDE/>
+              <w:autoSpaceDN/>
+              <w:bidi w:val="0"/>
+              <w:adjustRightInd/>
+              <w:snapToGrid/>
+              <w:ind w:firstLine="360" w:firstLineChars="0"/>
+              <w:jc w:val="left"/>
+              <w:textAlignment w:val="auto"/>
+              <w:rPr>
+                <w:rFonts w:hint="default"/>
+                <w:sz w:val="24"/>
+                <w:szCs w:val="24"/>
+                <w:lang w:val="en-US" w:eastAsia="zh-CN"/>
+              </w:rPr>
+            </w:pPr>
+            <w:r>
+              <w:t>这种“先完成系统，再逐步增强能力”的判断，也更符合毕业设计的时间条件和评价逻辑。</w:t>
+            </w:r>
+          </w:p>
+          <w:p ns2:paraId="0C62A4FC">
+            <w:pPr>
+              <w:keepNext w:val="0"/>
+              <w:keepLines w:val="0"/>
+              <w:pageBreakBefore w:val="0"/>
+              <w:widowControl/>
+              <w:suppressLineNumbers w:val="0"/>
+              <w:kinsoku/>
+              <w:wordWrap/>
+              <w:overflowPunct/>
+              <w:topLinePunct w:val="0"/>
+              <w:autoSpaceDE/>
+              <w:autoSpaceDN/>
+              <w:bidi w:val="0"/>
+              <w:adjustRightInd/>
+              <w:snapToGrid/>
+              <w:ind w:firstLine="360" w:firstLineChars="0"/>
+              <w:jc w:val="left"/>
+              <w:textAlignment w:val="auto"/>
+              <w:rPr>
+                <w:rFonts w:hint="default"/>
+                <w:sz w:val="24"/>
+                <w:szCs w:val="24"/>
+                <w:lang w:val="en-US" w:eastAsia="zh-CN"/>
+              </w:rPr>
+            </w:pPr>
+            <w:r>
+              <w:t>因此，本课题的见解部分不仅是对外部研究的总结，也是对自身实施边界的声明，用来保证后续开发与写作始终围绕同一目标展开。</w:t>
             </w:r>
           </w:p>
         </w:tc>
@@ -1973,214 +2460,334 @@
               <w:t>研究思路上坚持“以真实代码对应真实论文”，避免出现论文写得很大、系统做得很小的脱节问题。所有章节描述都将尽量落到可验证的模块、接口、页面和测试结果上。</w:t>
             </w:r>
           </w:p>
-          <w:p ns2:paraId="31331A59">
-            <w:pPr>
-              <w:keepNext w:val="0"/>
-              <w:keepLines w:val="0"/>
-              <w:pageBreakBefore w:val="0"/>
-              <w:widowControl/>
-              <w:suppressLineNumbers w:val="0"/>
-              <w:kinsoku/>
-              <w:wordWrap/>
-              <w:overflowPunct/>
-              <w:topLinePunct w:val="0"/>
-              <w:autoSpaceDE/>
-              <w:autoSpaceDN/>
-              <w:bidi w:val="0"/>
-              <w:adjustRightInd/>
-              <w:snapToGrid/>
-              <w:jc w:val="left"/>
-              <w:textAlignment w:val="auto"/>
-              <w:rPr>
-                <w:rFonts w:hint="eastAsia"/>
-                <w:sz w:val="24"/>
-                <w:szCs w:val="24"/>
-                <w:lang w:val="en-US" w:eastAsia="zh-CN"/>
-              </w:rPr>
-            </w:pPr>
-            <w:r>
-              <w:rPr>
-                <w:rFonts w:hint="eastAsia"/>
-                <w:sz w:val="24"/>
-                <w:szCs w:val="24"/>
-                <w:lang w:val="en-US" w:eastAsia="zh-CN"/>
-              </w:rPr>
+          <w:p ns2:paraId="0356701C">
+            <w:pPr>
+              <w:keepNext w:val="0"/>
+              <w:keepLines w:val="0"/>
+              <w:pageBreakBefore w:val="0"/>
+              <w:widowControl/>
+              <w:suppressLineNumbers w:val="0"/>
+              <w:kinsoku/>
+              <w:wordWrap/>
+              <w:overflowPunct/>
+              <w:topLinePunct w:val="0"/>
+              <w:autoSpaceDE/>
+              <w:autoSpaceDN/>
+              <w:bidi w:val="0"/>
+              <w:adjustRightInd/>
+              <w:snapToGrid/>
+              <w:ind w:firstLine="360" w:firstLineChars="0"/>
+              <w:jc w:val="left"/>
+              <w:textAlignment w:val="auto"/>
+              <w:rPr>
+                <w:rFonts w:hint="default"/>
+                <w:sz w:val="24"/>
+                <w:szCs w:val="24"/>
+                <w:lang w:val="en-US" w:eastAsia="zh-CN"/>
+              </w:rPr>
+            </w:pPr>
+            <w:r>
               <w:t>第一，文献研究法。通过查阅OWASP资料、Rust相关著作、HTTP/2与HTTP/3等协议标准文档以及Web安全基础文献，明确课题的理论基础与技术边界。</w:t>
             </w:r>
           </w:p>
-          <w:p ns2:paraId="31331A59">
-            <w:pPr>
-              <w:keepNext w:val="0"/>
-              <w:keepLines w:val="0"/>
-              <w:pageBreakBefore w:val="0"/>
-              <w:widowControl/>
-              <w:suppressLineNumbers w:val="0"/>
-              <w:kinsoku/>
-              <w:wordWrap/>
-              <w:overflowPunct/>
-              <w:topLinePunct w:val="0"/>
-              <w:autoSpaceDE/>
-              <w:autoSpaceDN/>
-              <w:bidi w:val="0"/>
-              <w:adjustRightInd/>
-              <w:snapToGrid/>
-              <w:jc w:val="left"/>
-              <w:textAlignment w:val="auto"/>
-              <w:rPr>
-                <w:rFonts w:hint="eastAsia"/>
-                <w:sz w:val="24"/>
-                <w:szCs w:val="24"/>
-                <w:lang w:val="en-US" w:eastAsia="zh-CN"/>
-              </w:rPr>
-            </w:pPr>
-            <w:r>
-              <w:rPr>
-                <w:rFonts w:hint="eastAsia"/>
-                <w:sz w:val="24"/>
-                <w:szCs w:val="24"/>
-                <w:lang w:val="en-US" w:eastAsia="zh-CN"/>
-              </w:rPr>
+          <w:p ns2:paraId="0356701C">
+            <w:pPr>
+              <w:keepNext w:val="0"/>
+              <w:keepLines w:val="0"/>
+              <w:pageBreakBefore w:val="0"/>
+              <w:widowControl/>
+              <w:suppressLineNumbers w:val="0"/>
+              <w:kinsoku/>
+              <w:wordWrap/>
+              <w:overflowPunct/>
+              <w:topLinePunct w:val="0"/>
+              <w:autoSpaceDE/>
+              <w:autoSpaceDN/>
+              <w:bidi w:val="0"/>
+              <w:adjustRightInd/>
+              <w:snapToGrid/>
+              <w:ind w:firstLine="360" w:firstLineChars="0"/>
+              <w:jc w:val="left"/>
+              <w:textAlignment w:val="auto"/>
+              <w:rPr>
+                <w:rFonts w:hint="default"/>
+                <w:sz w:val="24"/>
+                <w:szCs w:val="24"/>
+                <w:lang w:val="en-US" w:eastAsia="zh-CN"/>
+              </w:rPr>
+            </w:pPr>
+            <w:r>
               <w:t>第二，系统分析法。对WAF在接入、检测、转发、存储与运维方面的需求进行拆解，形成模块化设计方案，并对模块职责与数据流进行梳理。</w:t>
             </w:r>
           </w:p>
-          <w:p ns2:paraId="31331A59">
-            <w:pPr>
-              <w:keepNext w:val="0"/>
-              <w:keepLines w:val="0"/>
-              <w:pageBreakBefore w:val="0"/>
-              <w:widowControl/>
-              <w:suppressLineNumbers w:val="0"/>
-              <w:kinsoku/>
-              <w:wordWrap/>
-              <w:overflowPunct/>
-              <w:topLinePunct w:val="0"/>
-              <w:autoSpaceDE/>
-              <w:autoSpaceDN/>
-              <w:bidi w:val="0"/>
-              <w:adjustRightInd/>
-              <w:snapToGrid/>
-              <w:jc w:val="left"/>
-              <w:textAlignment w:val="auto"/>
-              <w:rPr>
-                <w:rFonts w:hint="eastAsia"/>
-                <w:sz w:val="24"/>
-                <w:szCs w:val="24"/>
-                <w:lang w:val="en-US" w:eastAsia="zh-CN"/>
-              </w:rPr>
-            </w:pPr>
-            <w:r>
-              <w:rPr>
-                <w:rFonts w:hint="eastAsia"/>
-                <w:sz w:val="24"/>
-                <w:szCs w:val="24"/>
-                <w:lang w:val="en-US" w:eastAsia="zh-CN"/>
-              </w:rPr>
+          <w:p ns2:paraId="0356701C">
+            <w:pPr>
+              <w:keepNext w:val="0"/>
+              <w:keepLines w:val="0"/>
+              <w:pageBreakBefore w:val="0"/>
+              <w:widowControl/>
+              <w:suppressLineNumbers w:val="0"/>
+              <w:kinsoku/>
+              <w:wordWrap/>
+              <w:overflowPunct/>
+              <w:topLinePunct w:val="0"/>
+              <w:autoSpaceDE/>
+              <w:autoSpaceDN/>
+              <w:bidi w:val="0"/>
+              <w:adjustRightInd/>
+              <w:snapToGrid/>
+              <w:ind w:firstLine="360" w:firstLineChars="0"/>
+              <w:jc w:val="left"/>
+              <w:textAlignment w:val="auto"/>
+              <w:rPr>
+                <w:rFonts w:hint="default"/>
+                <w:sz w:val="24"/>
+                <w:szCs w:val="24"/>
+                <w:lang w:val="en-US" w:eastAsia="zh-CN"/>
+              </w:rPr>
+            </w:pPr>
+            <w:r>
               <w:t>第三，工程实现法。以Rust项目为载体，采用Tokio、Axum、SQLite和Vue等技术完成原型系统搭建。</w:t>
             </w:r>
           </w:p>
-          <w:p ns2:paraId="31331A59">
-            <w:pPr>
-              <w:keepNext w:val="0"/>
-              <w:keepLines w:val="0"/>
-              <w:pageBreakBefore w:val="0"/>
-              <w:widowControl/>
-              <w:suppressLineNumbers w:val="0"/>
-              <w:kinsoku/>
-              <w:wordWrap/>
-              <w:overflowPunct/>
-              <w:topLinePunct w:val="0"/>
-              <w:autoSpaceDE/>
-              <w:autoSpaceDN/>
-              <w:bidi w:val="0"/>
-              <w:adjustRightInd/>
-              <w:snapToGrid/>
-              <w:jc w:val="left"/>
-              <w:textAlignment w:val="auto"/>
-              <w:rPr>
-                <w:rFonts w:hint="eastAsia"/>
-                <w:sz w:val="24"/>
-                <w:szCs w:val="24"/>
-                <w:lang w:val="en-US" w:eastAsia="zh-CN"/>
-              </w:rPr>
-            </w:pPr>
-            <w:r>
-              <w:rPr>
-                <w:rFonts w:hint="eastAsia"/>
-                <w:sz w:val="24"/>
-                <w:szCs w:val="24"/>
-                <w:lang w:val="en-US" w:eastAsia="zh-CN"/>
-              </w:rPr>
+          <w:p ns2:paraId="0356701C">
+            <w:pPr>
+              <w:keepNext w:val="0"/>
+              <w:keepLines w:val="0"/>
+              <w:pageBreakBefore w:val="0"/>
+              <w:widowControl/>
+              <w:suppressLineNumbers w:val="0"/>
+              <w:kinsoku/>
+              <w:wordWrap/>
+              <w:overflowPunct/>
+              <w:topLinePunct w:val="0"/>
+              <w:autoSpaceDE/>
+              <w:autoSpaceDN/>
+              <w:bidi w:val="0"/>
+              <w:adjustRightInd/>
+              <w:snapToGrid/>
+              <w:ind w:firstLine="360" w:firstLineChars="0"/>
+              <w:jc w:val="left"/>
+              <w:textAlignment w:val="auto"/>
+              <w:rPr>
+                <w:rFonts w:hint="default"/>
+                <w:sz w:val="24"/>
+                <w:szCs w:val="24"/>
+                <w:lang w:val="en-US" w:eastAsia="zh-CN"/>
+              </w:rPr>
+            </w:pPr>
+            <w:r>
               <w:t>技术路线拟分为五个环节：一是搭建Rust后端框架，实现TCP、UDP、TLS和HTTP/3等监听接入能力；二是设计L4连接跟踪、速率限制和风险分桶机制，并在此基础上接入L7统一请求抽象与规则引擎；三是使用SQLite保存规则、证书、站点、安全事件和系统设置等数据；四是构建Vue管理控制台，实现规则管理、动作模板管理、站点与证书管理、事件查看和系统设置；五是通过测试与运行结果分析，总结系统的实际效果与后续优化方向。</w:t>
             </w:r>
           </w:p>
-          <w:p ns2:paraId="31331A59">
-            <w:pPr>
-              <w:keepNext w:val="0"/>
-              <w:keepLines w:val="0"/>
-              <w:pageBreakBefore w:val="0"/>
-              <w:widowControl/>
-              <w:suppressLineNumbers w:val="0"/>
-              <w:kinsoku/>
-              <w:wordWrap/>
-              <w:overflowPunct/>
-              <w:topLinePunct w:val="0"/>
-              <w:autoSpaceDE/>
-              <w:autoSpaceDN/>
-              <w:bidi w:val="0"/>
-              <w:adjustRightInd/>
-              <w:snapToGrid/>
-              <w:jc w:val="left"/>
-              <w:textAlignment w:val="auto"/>
-              <w:rPr>
-                <w:rFonts w:hint="eastAsia"/>
-                <w:sz w:val="24"/>
-                <w:szCs w:val="24"/>
-                <w:lang w:val="en-US" w:eastAsia="zh-CN"/>
-              </w:rPr>
-            </w:pPr>
-            <w:r>
-              <w:rPr>
-                <w:rFonts w:hint="eastAsia"/>
-                <w:sz w:val="24"/>
-                <w:szCs w:val="24"/>
-                <w:lang w:val="en-US" w:eastAsia="zh-CN"/>
-              </w:rPr>
+          <w:p ns2:paraId="0356701C">
+            <w:pPr>
+              <w:keepNext w:val="0"/>
+              <w:keepLines w:val="0"/>
+              <w:pageBreakBefore w:val="0"/>
+              <w:widowControl/>
+              <w:suppressLineNumbers w:val="0"/>
+              <w:kinsoku/>
+              <w:wordWrap/>
+              <w:overflowPunct/>
+              <w:topLinePunct w:val="0"/>
+              <w:autoSpaceDE/>
+              <w:autoSpaceDN/>
+              <w:bidi w:val="0"/>
+              <w:adjustRightInd/>
+              <w:snapToGrid/>
+              <w:ind w:firstLine="360" w:firstLineChars="0"/>
+              <w:jc w:val="left"/>
+              <w:textAlignment w:val="auto"/>
+              <w:rPr>
+                <w:rFonts w:hint="default"/>
+                <w:sz w:val="24"/>
+                <w:szCs w:val="24"/>
+                <w:lang w:val="en-US" w:eastAsia="zh-CN"/>
+              </w:rPr>
+            </w:pPr>
+            <w:r>
               <w:t>论文写作阶段将同步记录每次程序变化与文稿修改之间的对应关系，重点保证摘要、总体设计、详细实现、测试分析和结论部分始终与当前代码实现保持一致。</w:t>
             </w:r>
           </w:p>
-          <w:p ns2:paraId="31331A59">
-            <w:pPr>
-              <w:keepNext w:val="0"/>
-              <w:keepLines w:val="0"/>
-              <w:pageBreakBefore w:val="0"/>
-              <w:widowControl/>
-              <w:suppressLineNumbers w:val="0"/>
-              <w:kinsoku/>
-              <w:wordWrap/>
-              <w:overflowPunct/>
-              <w:topLinePunct w:val="0"/>
-              <w:autoSpaceDE/>
-              <w:autoSpaceDN/>
-              <w:bidi w:val="0"/>
-              <w:adjustRightInd/>
-              <w:snapToGrid/>
-              <w:jc w:val="left"/>
-              <w:textAlignment w:val="auto"/>
-              <w:rPr>
-                <w:rFonts w:hint="eastAsia"/>
-                <w:sz w:val="24"/>
-                <w:szCs w:val="24"/>
-                <w:lang w:val="en-US" w:eastAsia="zh-CN"/>
-              </w:rPr>
-            </w:pPr>
-            <w:r>
-              <w:rPr>
-                <w:rFonts w:hint="eastAsia"/>
-                <w:sz w:val="24"/>
-                <w:szCs w:val="24"/>
-                <w:lang w:val="en-US" w:eastAsia="zh-CN"/>
-              </w:rPr>
+          <w:p ns2:paraId="0356701C">
+            <w:pPr>
+              <w:keepNext w:val="0"/>
+              <w:keepLines w:val="0"/>
+              <w:pageBreakBefore w:val="0"/>
+              <w:widowControl/>
+              <w:suppressLineNumbers w:val="0"/>
+              <w:kinsoku/>
+              <w:wordWrap/>
+              <w:overflowPunct/>
+              <w:topLinePunct w:val="0"/>
+              <w:autoSpaceDE/>
+              <w:autoSpaceDN/>
+              <w:bidi w:val="0"/>
+              <w:adjustRightInd/>
+              <w:snapToGrid/>
+              <w:ind w:firstLine="360" w:firstLineChars="0"/>
+              <w:jc w:val="left"/>
+              <w:textAlignment w:val="auto"/>
+              <w:rPr>
+                <w:rFonts w:hint="default"/>
+                <w:sz w:val="24"/>
+                <w:szCs w:val="24"/>
+                <w:lang w:val="en-US" w:eastAsia="zh-CN"/>
+              </w:rPr>
+            </w:pPr>
+            <w:r>
               <w:t>在实施过程中，将优先保证系统主路径真实可运行，再逐步完善控制台交互、文档整理和答辩展示材料，以确保最终成果能够在2026年4月底前完成定稿和答辩准备。</w:t>
+            </w:r>
+          </w:p>
+          <w:p ns2:paraId="0356701C">
+            <w:pPr>
+              <w:keepNext w:val="0"/>
+              <w:keepLines w:val="0"/>
+              <w:pageBreakBefore w:val="0"/>
+              <w:widowControl/>
+              <w:suppressLineNumbers w:val="0"/>
+              <w:kinsoku/>
+              <w:wordWrap/>
+              <w:overflowPunct/>
+              <w:topLinePunct w:val="0"/>
+              <w:autoSpaceDE/>
+              <w:autoSpaceDN/>
+              <w:bidi w:val="0"/>
+              <w:adjustRightInd/>
+              <w:snapToGrid/>
+              <w:ind w:firstLine="360" w:firstLineChars="0"/>
+              <w:jc w:val="left"/>
+              <w:textAlignment w:val="auto"/>
+              <w:rPr>
+                <w:rFonts w:hint="default"/>
+                <w:sz w:val="24"/>
+                <w:szCs w:val="24"/>
+                <w:lang w:val="en-US" w:eastAsia="zh-CN"/>
+              </w:rPr>
+            </w:pPr>
+            <w:r>
+              <w:t>若中途出现非关键功能来不及完全实现的情况，将坚持保留系统主框架、核心检测链路、事件持久化和控制台主页面，保证课题整体完成度与答辩可展示性。</w:t>
+            </w:r>
+          </w:p>
+          <w:p ns2:paraId="0356701C">
+            <w:pPr>
+              <w:keepNext w:val="0"/>
+              <w:keepLines w:val="0"/>
+              <w:pageBreakBefore w:val="0"/>
+              <w:widowControl/>
+              <w:suppressLineNumbers w:val="0"/>
+              <w:kinsoku/>
+              <w:wordWrap/>
+              <w:overflowPunct/>
+              <w:topLinePunct w:val="0"/>
+              <w:autoSpaceDE/>
+              <w:autoSpaceDN/>
+              <w:bidi w:val="0"/>
+              <w:adjustRightInd/>
+              <w:snapToGrid/>
+              <w:ind w:firstLine="360" w:firstLineChars="0"/>
+              <w:jc w:val="left"/>
+              <w:textAlignment w:val="auto"/>
+              <w:rPr>
+                <w:rFonts w:hint="default"/>
+                <w:sz w:val="24"/>
+                <w:szCs w:val="24"/>
+                <w:lang w:val="en-US" w:eastAsia="zh-CN"/>
+              </w:rPr>
+            </w:pPr>
+            <w:r>
+              <w:t>在答辩准备阶段，还将同步整理系统架构图、流程图、关键页面截图和测试说明，使论文内容、系统演示与答辩陈述保持一致。</w:t>
+            </w:r>
+          </w:p>
+          <w:p ns2:paraId="0356701C">
+            <w:pPr>
+              <w:keepNext w:val="0"/>
+              <w:keepLines w:val="0"/>
+              <w:pageBreakBefore w:val="0"/>
+              <w:widowControl/>
+              <w:suppressLineNumbers w:val="0"/>
+              <w:kinsoku/>
+              <w:wordWrap/>
+              <w:overflowPunct/>
+              <w:topLinePunct w:val="0"/>
+              <w:autoSpaceDE/>
+              <w:autoSpaceDN/>
+              <w:bidi w:val="0"/>
+              <w:adjustRightInd/>
+              <w:snapToGrid/>
+              <w:ind w:firstLine="360" w:firstLineChars="0"/>
+              <w:jc w:val="left"/>
+              <w:textAlignment w:val="auto"/>
+              <w:rPr>
+                <w:rFonts w:hint="default"/>
+                <w:sz w:val="24"/>
+                <w:szCs w:val="24"/>
+                <w:lang w:val="en-US" w:eastAsia="zh-CN"/>
+              </w:rPr>
+            </w:pPr>
+            <w:r>
+              <w:t>通过这样的技术路线安排，可以把有限时间优先投入到最能体现系统设计价值的部分，避免在非关键细节上消耗过多精力。</w:t>
+            </w:r>
+          </w:p>
+          <w:p ns2:paraId="0356701C">
+            <w:pPr>
+              <w:keepNext w:val="0"/>
+              <w:keepLines w:val="0"/>
+              <w:pageBreakBefore w:val="0"/>
+              <w:widowControl/>
+              <w:suppressLineNumbers w:val="0"/>
+              <w:kinsoku/>
+              <w:wordWrap/>
+              <w:overflowPunct/>
+              <w:topLinePunct w:val="0"/>
+              <w:autoSpaceDE/>
+              <w:autoSpaceDN/>
+              <w:bidi w:val="0"/>
+              <w:adjustRightInd/>
+              <w:snapToGrid/>
+              <w:ind w:firstLine="360" w:firstLineChars="0"/>
+              <w:jc w:val="left"/>
+              <w:textAlignment w:val="auto"/>
+              <w:rPr>
+                <w:rFonts w:hint="default"/>
+                <w:sz w:val="24"/>
+                <w:szCs w:val="24"/>
+                <w:lang w:val="en-US" w:eastAsia="zh-CN"/>
+              </w:rPr>
+            </w:pPr>
+            <w:r>
+              <w:t>若阶段推进顺利，还会继续补充页面细节打磨、测试说明整理和答辩展示稿完善，以提升最终提交质量。</w:t>
+            </w:r>
+          </w:p>
+          <w:p ns2:paraId="0356701C">
+            <w:pPr>
+              <w:keepNext w:val="0"/>
+              <w:keepLines w:val="0"/>
+              <w:pageBreakBefore w:val="0"/>
+              <w:widowControl/>
+              <w:suppressLineNumbers w:val="0"/>
+              <w:kinsoku/>
+              <w:wordWrap/>
+              <w:overflowPunct/>
+              <w:topLinePunct w:val="0"/>
+              <w:autoSpaceDE/>
+              <w:autoSpaceDN/>
+              <w:bidi w:val="0"/>
+              <w:adjustRightInd/>
+              <w:snapToGrid/>
+              <w:ind w:firstLine="360" w:firstLineChars="0"/>
+              <w:jc w:val="left"/>
+              <w:textAlignment w:val="auto"/>
+              <w:rPr>
+                <w:rFonts w:hint="default"/>
+                <w:sz w:val="24"/>
+                <w:szCs w:val="24"/>
+                <w:lang w:val="en-US" w:eastAsia="zh-CN"/>
+              </w:rPr>
+            </w:pPr>
+            <w:r>
+              <w:t>同时，技术路线中会保留必要的弹性空间，用于应对程序迭代后论文同步修改、截图刷新和答辩讲解材料调整等工作，确保最终提交版本前后一致。</w:t>
             </w:r>
           </w:p>
         </w:tc>

--- a/paper/1/03  开题报告.docx
+++ b/paper/1/03  开题报告.docx
@@ -2788,6 +2788,36 @@
             </w:pPr>
             <w:r>
               <w:t>同时，技术路线中会保留必要的弹性空间，用于应对程序迭代后论文同步修改、截图刷新和答辩讲解材料调整等工作，确保最终提交版本前后一致。</w:t>
+            </w:r>
+          </w:p>
+          <w:p ns2:paraId="0356701C">
+            <w:pPr>
+              <w:keepNext w:val="0"/>
+              <w:keepLines w:val="0"/>
+              <w:pageBreakBefore w:val="0"/>
+              <w:widowControl/>
+              <w:suppressLineNumbers w:val="0"/>
+              <w:kinsoku/>
+              <w:wordWrap/>
+              <w:overflowPunct/>
+              <w:topLinePunct w:val="0"/>
+              <w:autoSpaceDE/>
+              <w:autoSpaceDN/>
+              <w:bidi w:val="0"/>
+              <w:adjustRightInd/>
+              <w:snapToGrid/>
+              <w:ind w:firstLine="360" w:firstLineChars="0"/>
+              <w:jc w:val="left"/>
+              <w:textAlignment w:val="auto"/>
+              <w:rPr>
+                <w:rFonts w:hint="default"/>
+                <w:sz w:val="24"/>
+                <w:szCs w:val="24"/>
+                <w:lang w:val="en-US" w:eastAsia="zh-CN"/>
+              </w:rPr>
+            </w:pPr>
+            <w:r>
+              <w:t>整体来看，这条技术路线既服务于系统开发，也服务于论文写作和答辩表达。它强调不是把所有工作拆开独立进行，而是让开发、验证、截图、文档和答辩材料在同一条节奏线上同步推进，这样才能在有限时间内交付质量更高、逻辑更完整的毕业设计成果。</w:t>
             </w:r>
           </w:p>
         </w:tc>
